--- a/backend/demo-data/RailMind_Test_02_Securite_FR.docx
+++ b/backend/demo-data/RailMind_Test_02_Securite_FR.docx
@@ -12,7 +12,115 @@
     </w:p>
     <w:p>
       <w:r>
-        <w:t>La sécurité ferroviaire générale dépend d'un ensemble de facteurs: la robustesse des infrastructures, la fiabilité des systèmes de contrôle, et le respect strict des procédures d'exploitation.</w:t>
+        <w:t>Page 1</w:t>
+        <w:br/>
+        <w:t xml:space="preserve">Texte générique ferroviaire de remplissage pour tester les performances du système RAG sur de grands documents avec beaucoup de bruit. Texte générique ferroviaire de remplissage pour tester les performances du système RAG sur de grands documents avec beaucoup de bruit. Texte générique ferroviaire de remplissage pour tester les performances du système RAG sur de grands documents avec beaucoup de bruit. Texte générique ferroviaire de remplissage pour tester les performances du système RAG sur de grands documents avec beaucoup de bruit. Texte générique ferroviaire de remplissage pour tester les performances du système RAG sur de grands documents avec beaucoup de bruit. Texte générique ferroviaire de remplissage pour tester les performances du système RAG sur de grands documents avec beaucoup de bruit. Texte générique ferroviaire de remplissage pour tester les performances du système RAG sur de grands documents avec beaucoup de bruit. Texte générique ferroviaire de remplissage pour tester les performances du système RAG sur de grands documents avec beaucoup de bruit. Texte générique ferroviaire de remplissage pour tester les performances du système RAG sur de grands documents avec beaucoup de bruit. Texte générique ferroviaire de remplissage pour tester les performances du système RAG sur de grands documents avec beaucoup de bruit. Texte générique ferroviaire de remplissage pour tester les performances du système RAG sur de grands documents avec beaucoup de bruit. Texte générique ferroviaire de remplissage pour tester les performances du système RAG sur de grands documents avec beaucoup de bruit. Texte générique ferroviaire de remplissage pour tester les performances du système RAG sur de grands documents avec beaucoup de bruit. Texte générique ferroviaire de remplissage pour tester les performances du système RAG sur de grands documents avec beaucoup de bruit. Texte générique ferroviaire de remplissage pour tester les performances du système RAG sur de grands documents avec beaucoup de bruit. Texte générique ferroviaire de remplissage pour tester les performances du système RAG sur de grands documents avec beaucoup de bruit. Texte générique ferroviaire de remplissage pour tester les performances du système RAG sur de grands documents avec beaucoup de bruit. Texte générique ferroviaire de remplissage pour tester les performances du système RAG sur de grands documents avec beaucoup de bruit. Texte générique ferroviaire de remplissage pour tester les performances du système RAG sur de grands documents avec beaucoup de bruit. Texte générique ferroviaire de remplissage pour tester les performances du système RAG sur de grands documents avec beaucoup de bruit. Texte générique ferroviaire de remplissage pour tester les performances du système RAG sur de grands documents avec beaucoup de bruit. Texte générique ferroviaire de remplissage pour tester les performances du système RAG sur de grands documents avec beaucoup de bruit. Texte générique ferroviaire de remplissage pour tester les performances du système RAG sur de grands documents avec beaucoup de bruit. Texte générique ferroviaire de remplissage pour tester les performances du système RAG sur de grands documents avec beaucoup de bruit. Texte générique ferroviaire de remplissage pour tester les performances du système RAG sur de grands documents avec beaucoup de bruit. Texte générique ferroviaire de remplissage pour tester les performances du système RAG sur de grands documents avec beaucoup de bruit. Texte générique ferroviaire de remplissage pour tester les performances du système RAG sur de grands documents avec beaucoup de bruit. Texte générique ferroviaire de remplissage pour tester les performances du système RAG sur de grands documents avec beaucoup de bruit. Texte générique ferroviaire de remplissage pour tester les performances du système RAG sur de grands documents avec beaucoup de bruit. Texte générique ferroviaire de remplissage pour tester les performances du système RAG sur de grands documents avec beaucoup de bruit. </w:t>
+      </w:r>
+    </w:p>
+    <w:p>
+      <w:r>
+        <w:br w:type="page"/>
+      </w:r>
+    </w:p>
+    <w:p>
+      <w:r>
+        <w:t>Page 2</w:t>
+        <w:br/>
+        <w:t xml:space="preserve">Texte générique ferroviaire de remplissage pour tester les performances du système RAG sur de grands documents avec beaucoup de bruit. Texte générique ferroviaire de remplissage pour tester les performances du système RAG sur de grands documents avec beaucoup de bruit. Texte générique ferroviaire de remplissage pour tester les performances du système RAG sur de grands documents avec beaucoup de bruit. Texte générique ferroviaire de remplissage pour tester les performances du système RAG sur de grands documents avec beaucoup de bruit. Texte générique ferroviaire de remplissage pour tester les performances du système RAG sur de grands documents avec beaucoup de bruit. Texte générique ferroviaire de remplissage pour tester les performances du système RAG sur de grands documents avec beaucoup de bruit. Texte générique ferroviaire de remplissage pour tester les performances du système RAG sur de grands documents avec beaucoup de bruit. Texte générique ferroviaire de remplissage pour tester les performances du système RAG sur de grands documents avec beaucoup de bruit. Texte générique ferroviaire de remplissage pour tester les performances du système RAG sur de grands documents avec beaucoup de bruit. Texte générique ferroviaire de remplissage pour tester les performances du système RAG sur de grands documents avec beaucoup de bruit. Texte générique ferroviaire de remplissage pour tester les performances du système RAG sur de grands documents avec beaucoup de bruit. Texte générique ferroviaire de remplissage pour tester les performances du système RAG sur de grands documents avec beaucoup de bruit. Texte générique ferroviaire de remplissage pour tester les performances du système RAG sur de grands documents avec beaucoup de bruit. Texte générique ferroviaire de remplissage pour tester les performances du système RAG sur de grands documents avec beaucoup de bruit. Texte générique ferroviaire de remplissage pour tester les performances du système RAG sur de grands documents avec beaucoup de bruit. Texte générique ferroviaire de remplissage pour tester les performances du système RAG sur de grands documents avec beaucoup de bruit. Texte générique ferroviaire de remplissage pour tester les performances du système RAG sur de grands documents avec beaucoup de bruit. Texte générique ferroviaire de remplissage pour tester les performances du système RAG sur de grands documents avec beaucoup de bruit. Texte générique ferroviaire de remplissage pour tester les performances du système RAG sur de grands documents avec beaucoup de bruit. Texte générique ferroviaire de remplissage pour tester les performances du système RAG sur de grands documents avec beaucoup de bruit. Texte générique ferroviaire de remplissage pour tester les performances du système RAG sur de grands documents avec beaucoup de bruit. Texte générique ferroviaire de remplissage pour tester les performances du système RAG sur de grands documents avec beaucoup de bruit. Texte générique ferroviaire de remplissage pour tester les performances du système RAG sur de grands documents avec beaucoup de bruit. Texte générique ferroviaire de remplissage pour tester les performances du système RAG sur de grands documents avec beaucoup de bruit. Texte générique ferroviaire de remplissage pour tester les performances du système RAG sur de grands documents avec beaucoup de bruit. Texte générique ferroviaire de remplissage pour tester les performances du système RAG sur de grands documents avec beaucoup de bruit. Texte générique ferroviaire de remplissage pour tester les performances du système RAG sur de grands documents avec beaucoup de bruit. Texte générique ferroviaire de remplissage pour tester les performances du système RAG sur de grands documents avec beaucoup de bruit. Texte générique ferroviaire de remplissage pour tester les performances du système RAG sur de grands documents avec beaucoup de bruit. Texte générique ferroviaire de remplissage pour tester les performances du système RAG sur de grands documents avec beaucoup de bruit. </w:t>
+      </w:r>
+    </w:p>
+    <w:p>
+      <w:r>
+        <w:br w:type="page"/>
+      </w:r>
+    </w:p>
+    <w:p>
+      <w:r>
+        <w:t>Page 3</w:t>
+        <w:br/>
+        <w:t xml:space="preserve">Texte générique ferroviaire de remplissage pour tester les performances du système RAG sur de grands documents avec beaucoup de bruit. Texte générique ferroviaire de remplissage pour tester les performances du système RAG sur de grands documents avec beaucoup de bruit. Texte générique ferroviaire de remplissage pour tester les performances du système RAG sur de grands documents avec beaucoup de bruit. Texte générique ferroviaire de remplissage pour tester les performances du système RAG sur de grands documents avec beaucoup de bruit. Texte générique ferroviaire de remplissage pour tester les performances du système RAG sur de grands documents avec beaucoup de bruit. Texte générique ferroviaire de remplissage pour tester les performances du système RAG sur de grands documents avec beaucoup de bruit. Texte générique ferroviaire de remplissage pour tester les performances du système RAG sur de grands documents avec beaucoup de bruit. Texte générique ferroviaire de remplissage pour tester les performances du système RAG sur de grands documents avec beaucoup de bruit. Texte générique ferroviaire de remplissage pour tester les performances du système RAG sur de grands documents avec beaucoup de bruit. Texte générique ferroviaire de remplissage pour tester les performances du système RAG sur de grands documents avec beaucoup de bruit. Texte générique ferroviaire de remplissage pour tester les performances du système RAG sur de grands documents avec beaucoup de bruit. Texte générique ferroviaire de remplissage pour tester les performances du système RAG sur de grands documents avec beaucoup de bruit. Texte générique ferroviaire de remplissage pour tester les performances du système RAG sur de grands documents avec beaucoup de bruit. Texte générique ferroviaire de remplissage pour tester les performances du système RAG sur de grands documents avec beaucoup de bruit. Texte générique ferroviaire de remplissage pour tester les performances du système RAG sur de grands documents avec beaucoup de bruit. Texte générique ferroviaire de remplissage pour tester les performances du système RAG sur de grands documents avec beaucoup de bruit. Texte générique ferroviaire de remplissage pour tester les performances du système RAG sur de grands documents avec beaucoup de bruit. Texte générique ferroviaire de remplissage pour tester les performances du système RAG sur de grands documents avec beaucoup de bruit. Texte générique ferroviaire de remplissage pour tester les performances du système RAG sur de grands documents avec beaucoup de bruit. Texte générique ferroviaire de remplissage pour tester les performances du système RAG sur de grands documents avec beaucoup de bruit. Texte générique ferroviaire de remplissage pour tester les performances du système RAG sur de grands documents avec beaucoup de bruit. Texte générique ferroviaire de remplissage pour tester les performances du système RAG sur de grands documents avec beaucoup de bruit. Texte générique ferroviaire de remplissage pour tester les performances du système RAG sur de grands documents avec beaucoup de bruit. Texte générique ferroviaire de remplissage pour tester les performances du système RAG sur de grands documents avec beaucoup de bruit. Texte générique ferroviaire de remplissage pour tester les performances du système RAG sur de grands documents avec beaucoup de bruit. Texte générique ferroviaire de remplissage pour tester les performances du système RAG sur de grands documents avec beaucoup de bruit. Texte générique ferroviaire de remplissage pour tester les performances du système RAG sur de grands documents avec beaucoup de bruit. Texte générique ferroviaire de remplissage pour tester les performances du système RAG sur de grands documents avec beaucoup de bruit. Texte générique ferroviaire de remplissage pour tester les performances du système RAG sur de grands documents avec beaucoup de bruit. Texte générique ferroviaire de remplissage pour tester les performances du système RAG sur de grands documents avec beaucoup de bruit. </w:t>
+      </w:r>
+    </w:p>
+    <w:p>
+      <w:r>
+        <w:br w:type="page"/>
+      </w:r>
+    </w:p>
+    <w:p>
+      <w:r>
+        <w:t>Page 4</w:t>
+        <w:br/>
+        <w:t xml:space="preserve">Texte générique ferroviaire de remplissage pour tester les performances du système RAG sur de grands documents avec beaucoup de bruit. Texte générique ferroviaire de remplissage pour tester les performances du système RAG sur de grands documents avec beaucoup de bruit. Texte générique ferroviaire de remplissage pour tester les performances du système RAG sur de grands documents avec beaucoup de bruit. Texte générique ferroviaire de remplissage pour tester les performances du système RAG sur de grands documents avec beaucoup de bruit. Texte générique ferroviaire de remplissage pour tester les performances du système RAG sur de grands documents avec beaucoup de bruit. Texte générique ferroviaire de remplissage pour tester les performances du système RAG sur de grands documents avec beaucoup de bruit. Texte générique ferroviaire de remplissage pour tester les performances du système RAG sur de grands documents avec beaucoup de bruit. Texte générique ferroviaire de remplissage pour tester les performances du système RAG sur de grands documents avec beaucoup de bruit. Texte générique ferroviaire de remplissage pour tester les performances du système RAG sur de grands documents avec beaucoup de bruit. Texte générique ferroviaire de remplissage pour tester les performances du système RAG sur de grands documents avec beaucoup de bruit. Texte générique ferroviaire de remplissage pour tester les performances du système RAG sur de grands documents avec beaucoup de bruit. Texte générique ferroviaire de remplissage pour tester les performances du système RAG sur de grands documents avec beaucoup de bruit. Texte générique ferroviaire de remplissage pour tester les performances du système RAG sur de grands documents avec beaucoup de bruit. Texte générique ferroviaire de remplissage pour tester les performances du système RAG sur de grands documents avec beaucoup de bruit. Texte générique ferroviaire de remplissage pour tester les performances du système RAG sur de grands documents avec beaucoup de bruit. Texte générique ferroviaire de remplissage pour tester les performances du système RAG sur de grands documents avec beaucoup de bruit. Texte générique ferroviaire de remplissage pour tester les performances du système RAG sur de grands documents avec beaucoup de bruit. Texte générique ferroviaire de remplissage pour tester les performances du système RAG sur de grands documents avec beaucoup de bruit. Texte générique ferroviaire de remplissage pour tester les performances du système RAG sur de grands documents avec beaucoup de bruit. Texte générique ferroviaire de remplissage pour tester les performances du système RAG sur de grands documents avec beaucoup de bruit. Texte générique ferroviaire de remplissage pour tester les performances du système RAG sur de grands documents avec beaucoup de bruit. Texte générique ferroviaire de remplissage pour tester les performances du système RAG sur de grands documents avec beaucoup de bruit. Texte générique ferroviaire de remplissage pour tester les performances du système RAG sur de grands documents avec beaucoup de bruit. Texte générique ferroviaire de remplissage pour tester les performances du système RAG sur de grands documents avec beaucoup de bruit. Texte générique ferroviaire de remplissage pour tester les performances du système RAG sur de grands documents avec beaucoup de bruit. Texte générique ferroviaire de remplissage pour tester les performances du système RAG sur de grands documents avec beaucoup de bruit. Texte générique ferroviaire de remplissage pour tester les performances du système RAG sur de grands documents avec beaucoup de bruit. Texte générique ferroviaire de remplissage pour tester les performances du système RAG sur de grands documents avec beaucoup de bruit. Texte générique ferroviaire de remplissage pour tester les performances du système RAG sur de grands documents avec beaucoup de bruit. Texte générique ferroviaire de remplissage pour tester les performances du système RAG sur de grands documents avec beaucoup de bruit. </w:t>
+      </w:r>
+    </w:p>
+    <w:p>
+      <w:r>
+        <w:br w:type="page"/>
+      </w:r>
+    </w:p>
+    <w:p>
+      <w:r>
+        <w:t>Page 5</w:t>
+        <w:br/>
+        <w:t xml:space="preserve">Texte générique ferroviaire de remplissage pour tester les performances du système RAG sur de grands documents avec beaucoup de bruit. Texte générique ferroviaire de remplissage pour tester les performances du système RAG sur de grands documents avec beaucoup de bruit. Texte générique ferroviaire de remplissage pour tester les performances du système RAG sur de grands documents avec beaucoup de bruit. Texte générique ferroviaire de remplissage pour tester les performances du système RAG sur de grands documents avec beaucoup de bruit. Texte générique ferroviaire de remplissage pour tester les performances du système RAG sur de grands documents avec beaucoup de bruit. Texte générique ferroviaire de remplissage pour tester les performances du système RAG sur de grands documents avec beaucoup de bruit. Texte générique ferroviaire de remplissage pour tester les performances du système RAG sur de grands documents avec beaucoup de bruit. Texte générique ferroviaire de remplissage pour tester les performances du système RAG sur de grands documents avec beaucoup de bruit. Texte générique ferroviaire de remplissage pour tester les performances du système RAG sur de grands documents avec beaucoup de bruit. Texte générique ferroviaire de remplissage pour tester les performances du système RAG sur de grands documents avec beaucoup de bruit. Texte générique ferroviaire de remplissage pour tester les performances du système RAG sur de grands documents avec beaucoup de bruit. Texte générique ferroviaire de remplissage pour tester les performances du système RAG sur de grands documents avec beaucoup de bruit. Texte générique ferroviaire de remplissage pour tester les performances du système RAG sur de grands documents avec beaucoup de bruit. Texte générique ferroviaire de remplissage pour tester les performances du système RAG sur de grands documents avec beaucoup de bruit. Texte générique ferroviaire de remplissage pour tester les performances du système RAG sur de grands documents avec beaucoup de bruit. Texte générique ferroviaire de remplissage pour tester les performances du système RAG sur de grands documents avec beaucoup de bruit. Texte générique ferroviaire de remplissage pour tester les performances du système RAG sur de grands documents avec beaucoup de bruit. Texte générique ferroviaire de remplissage pour tester les performances du système RAG sur de grands documents avec beaucoup de bruit. Texte générique ferroviaire de remplissage pour tester les performances du système RAG sur de grands documents avec beaucoup de bruit. Texte générique ferroviaire de remplissage pour tester les performances du système RAG sur de grands documents avec beaucoup de bruit. Texte générique ferroviaire de remplissage pour tester les performances du système RAG sur de grands documents avec beaucoup de bruit. Texte générique ferroviaire de remplissage pour tester les performances du système RAG sur de grands documents avec beaucoup de bruit. Texte générique ferroviaire de remplissage pour tester les performances du système RAG sur de grands documents avec beaucoup de bruit. Texte générique ferroviaire de remplissage pour tester les performances du système RAG sur de grands documents avec beaucoup de bruit. Texte générique ferroviaire de remplissage pour tester les performances du système RAG sur de grands documents avec beaucoup de bruit. Texte générique ferroviaire de remplissage pour tester les performances du système RAG sur de grands documents avec beaucoup de bruit. Texte générique ferroviaire de remplissage pour tester les performances du système RAG sur de grands documents avec beaucoup de bruit. Texte générique ferroviaire de remplissage pour tester les performances du système RAG sur de grands documents avec beaucoup de bruit. Texte générique ferroviaire de remplissage pour tester les performances du système RAG sur de grands documents avec beaucoup de bruit. Texte générique ferroviaire de remplissage pour tester les performances du système RAG sur de grands documents avec beaucoup de bruit. </w:t>
+      </w:r>
+    </w:p>
+    <w:p>
+      <w:r>
+        <w:br w:type="page"/>
+      </w:r>
+    </w:p>
+    <w:p>
+      <w:r>
+        <w:t>Page 6</w:t>
+        <w:br/>
+        <w:t xml:space="preserve">Texte générique ferroviaire de remplissage pour tester les performances du système RAG sur de grands documents avec beaucoup de bruit. Texte générique ferroviaire de remplissage pour tester les performances du système RAG sur de grands documents avec beaucoup de bruit. Texte générique ferroviaire de remplissage pour tester les performances du système RAG sur de grands documents avec beaucoup de bruit. Texte générique ferroviaire de remplissage pour tester les performances du système RAG sur de grands documents avec beaucoup de bruit. Texte générique ferroviaire de remplissage pour tester les performances du système RAG sur de grands documents avec beaucoup de bruit. Texte générique ferroviaire de remplissage pour tester les performances du système RAG sur de grands documents avec beaucoup de bruit. Texte générique ferroviaire de remplissage pour tester les performances du système RAG sur de grands documents avec beaucoup de bruit. Texte générique ferroviaire de remplissage pour tester les performances du système RAG sur de grands documents avec beaucoup de bruit. Texte générique ferroviaire de remplissage pour tester les performances du système RAG sur de grands documents avec beaucoup de bruit. Texte générique ferroviaire de remplissage pour tester les performances du système RAG sur de grands documents avec beaucoup de bruit. Texte générique ferroviaire de remplissage pour tester les performances du système RAG sur de grands documents avec beaucoup de bruit. Texte générique ferroviaire de remplissage pour tester les performances du système RAG sur de grands documents avec beaucoup de bruit. Texte générique ferroviaire de remplissage pour tester les performances du système RAG sur de grands documents avec beaucoup de bruit. Texte générique ferroviaire de remplissage pour tester les performances du système RAG sur de grands documents avec beaucoup de bruit. Texte générique ferroviaire de remplissage pour tester les performances du système RAG sur de grands documents avec beaucoup de bruit. Texte générique ferroviaire de remplissage pour tester les performances du système RAG sur de grands documents avec beaucoup de bruit. Texte générique ferroviaire de remplissage pour tester les performances du système RAG sur de grands documents avec beaucoup de bruit. Texte générique ferroviaire de remplissage pour tester les performances du système RAG sur de grands documents avec beaucoup de bruit. Texte générique ferroviaire de remplissage pour tester les performances du système RAG sur de grands documents avec beaucoup de bruit. Texte générique ferroviaire de remplissage pour tester les performances du système RAG sur de grands documents avec beaucoup de bruit. Texte générique ferroviaire de remplissage pour tester les performances du système RAG sur de grands documents avec beaucoup de bruit. Texte générique ferroviaire de remplissage pour tester les performances du système RAG sur de grands documents avec beaucoup de bruit. Texte générique ferroviaire de remplissage pour tester les performances du système RAG sur de grands documents avec beaucoup de bruit. Texte générique ferroviaire de remplissage pour tester les performances du système RAG sur de grands documents avec beaucoup de bruit. Texte générique ferroviaire de remplissage pour tester les performances du système RAG sur de grands documents avec beaucoup de bruit. Texte générique ferroviaire de remplissage pour tester les performances du système RAG sur de grands documents avec beaucoup de bruit. Texte générique ferroviaire de remplissage pour tester les performances du système RAG sur de grands documents avec beaucoup de bruit. Texte générique ferroviaire de remplissage pour tester les performances du système RAG sur de grands documents avec beaucoup de bruit. Texte générique ferroviaire de remplissage pour tester les performances du système RAG sur de grands documents avec beaucoup de bruit. Texte générique ferroviaire de remplissage pour tester les performances du système RAG sur de grands documents avec beaucoup de bruit. </w:t>
+      </w:r>
+    </w:p>
+    <w:p>
+      <w:r>
+        <w:br w:type="page"/>
+      </w:r>
+    </w:p>
+    <w:p>
+      <w:r>
+        <w:t>Page 7</w:t>
+        <w:br/>
+        <w:t xml:space="preserve">Texte générique ferroviaire de remplissage pour tester les performances du système RAG sur de grands documents avec beaucoup de bruit. Texte générique ferroviaire de remplissage pour tester les performances du système RAG sur de grands documents avec beaucoup de bruit. Texte générique ferroviaire de remplissage pour tester les performances du système RAG sur de grands documents avec beaucoup de bruit. Texte générique ferroviaire de remplissage pour tester les performances du système RAG sur de grands documents avec beaucoup de bruit. Texte générique ferroviaire de remplissage pour tester les performances du système RAG sur de grands documents avec beaucoup de bruit. Texte générique ferroviaire de remplissage pour tester les performances du système RAG sur de grands documents avec beaucoup de bruit. Texte générique ferroviaire de remplissage pour tester les performances du système RAG sur de grands documents avec beaucoup de bruit. Texte générique ferroviaire de remplissage pour tester les performances du système RAG sur de grands documents avec beaucoup de bruit. Texte générique ferroviaire de remplissage pour tester les performances du système RAG sur de grands documents avec beaucoup de bruit. Texte générique ferroviaire de remplissage pour tester les performances du système RAG sur de grands documents avec beaucoup de bruit. Texte générique ferroviaire de remplissage pour tester les performances du système RAG sur de grands documents avec beaucoup de bruit. Texte générique ferroviaire de remplissage pour tester les performances du système RAG sur de grands documents avec beaucoup de bruit. Texte générique ferroviaire de remplissage pour tester les performances du système RAG sur de grands documents avec beaucoup de bruit. Texte générique ferroviaire de remplissage pour tester les performances du système RAG sur de grands documents avec beaucoup de bruit. Texte générique ferroviaire de remplissage pour tester les performances du système RAG sur de grands documents avec beaucoup de bruit. Texte générique ferroviaire de remplissage pour tester les performances du système RAG sur de grands documents avec beaucoup de bruit. Texte générique ferroviaire de remplissage pour tester les performances du système RAG sur de grands documents avec beaucoup de bruit. Texte générique ferroviaire de remplissage pour tester les performances du système RAG sur de grands documents avec beaucoup de bruit. Texte générique ferroviaire de remplissage pour tester les performances du système RAG sur de grands documents avec beaucoup de bruit. Texte générique ferroviaire de remplissage pour tester les performances du système RAG sur de grands documents avec beaucoup de bruit. Texte générique ferroviaire de remplissage pour tester les performances du système RAG sur de grands documents avec beaucoup de bruit. Texte générique ferroviaire de remplissage pour tester les performances du système RAG sur de grands documents avec beaucoup de bruit. Texte générique ferroviaire de remplissage pour tester les performances du système RAG sur de grands documents avec beaucoup de bruit. Texte générique ferroviaire de remplissage pour tester les performances du système RAG sur de grands documents avec beaucoup de bruit. Texte générique ferroviaire de remplissage pour tester les performances du système RAG sur de grands documents avec beaucoup de bruit. Texte générique ferroviaire de remplissage pour tester les performances du système RAG sur de grands documents avec beaucoup de bruit. Texte générique ferroviaire de remplissage pour tester les performances du système RAG sur de grands documents avec beaucoup de bruit. Texte générique ferroviaire de remplissage pour tester les performances du système RAG sur de grands documents avec beaucoup de bruit. Texte générique ferroviaire de remplissage pour tester les performances du système RAG sur de grands documents avec beaucoup de bruit. Texte générique ferroviaire de remplissage pour tester les performances du système RAG sur de grands documents avec beaucoup de bruit. </w:t>
+      </w:r>
+    </w:p>
+    <w:p>
+      <w:r>
+        <w:br w:type="page"/>
+      </w:r>
+    </w:p>
+    <w:p>
+      <w:r>
+        <w:t>La sécurité ferroviaire générale dépend d'un ensemble de facteurs: infrastructures, contrôle.</w:t>
+      </w:r>
+    </w:p>
+    <w:p>
+      <w:r>
+        <w:br w:type="page"/>
+      </w:r>
+    </w:p>
+    <w:p>
+      <w:r>
+        <w:t>Page 9</w:t>
+        <w:br/>
+        <w:t xml:space="preserve">Texte générique ferroviaire de remplissage pour tester les performances du système RAG sur de grands documents avec beaucoup de bruit. Texte générique ferroviaire de remplissage pour tester les performances du système RAG sur de grands documents avec beaucoup de bruit. Texte générique ferroviaire de remplissage pour tester les performances du système RAG sur de grands documents avec beaucoup de bruit. Texte générique ferroviaire de remplissage pour tester les performances du système RAG sur de grands documents avec beaucoup de bruit. Texte générique ferroviaire de remplissage pour tester les performances du système RAG sur de grands documents avec beaucoup de bruit. Texte générique ferroviaire de remplissage pour tester les performances du système RAG sur de grands documents avec beaucoup de bruit. Texte générique ferroviaire de remplissage pour tester les performances du système RAG sur de grands documents avec beaucoup de bruit. Texte générique ferroviaire de remplissage pour tester les performances du système RAG sur de grands documents avec beaucoup de bruit. Texte générique ferroviaire de remplissage pour tester les performances du système RAG sur de grands documents avec beaucoup de bruit. Texte générique ferroviaire de remplissage pour tester les performances du système RAG sur de grands documents avec beaucoup de bruit. Texte générique ferroviaire de remplissage pour tester les performances du système RAG sur de grands documents avec beaucoup de bruit. Texte générique ferroviaire de remplissage pour tester les performances du système RAG sur de grands documents avec beaucoup de bruit. Texte générique ferroviaire de remplissage pour tester les performances du système RAG sur de grands documents avec beaucoup de bruit. Texte générique ferroviaire de remplissage pour tester les performances du système RAG sur de grands documents avec beaucoup de bruit. Texte générique ferroviaire de remplissage pour tester les performances du système RAG sur de grands documents avec beaucoup de bruit. Texte générique ferroviaire de remplissage pour tester les performances du système RAG sur de grands documents avec beaucoup de bruit. Texte générique ferroviaire de remplissage pour tester les performances du système RAG sur de grands documents avec beaucoup de bruit. Texte générique ferroviaire de remplissage pour tester les performances du système RAG sur de grands documents avec beaucoup de bruit. Texte générique ferroviaire de remplissage pour tester les performances du système RAG sur de grands documents avec beaucoup de bruit. Texte générique ferroviaire de remplissage pour tester les performances du système RAG sur de grands documents avec beaucoup de bruit. Texte générique ferroviaire de remplissage pour tester les performances du système RAG sur de grands documents avec beaucoup de bruit. Texte générique ferroviaire de remplissage pour tester les performances du système RAG sur de grands documents avec beaucoup de bruit. Texte générique ferroviaire de remplissage pour tester les performances du système RAG sur de grands documents avec beaucoup de bruit. Texte générique ferroviaire de remplissage pour tester les performances du système RAG sur de grands documents avec beaucoup de bruit. Texte générique ferroviaire de remplissage pour tester les performances du système RAG sur de grands documents avec beaucoup de bruit. Texte générique ferroviaire de remplissage pour tester les performances du système RAG sur de grands documents avec beaucoup de bruit. Texte générique ferroviaire de remplissage pour tester les performances du système RAG sur de grands documents avec beaucoup de bruit. Texte générique ferroviaire de remplissage pour tester les performances du système RAG sur de grands documents avec beaucoup de bruit. Texte générique ferroviaire de remplissage pour tester les performances du système RAG sur de grands documents avec beaucoup de bruit. Texte générique ferroviaire de remplissage pour tester les performances du système RAG sur de grands documents avec beaucoup de bruit. </w:t>
+      </w:r>
+    </w:p>
+    <w:p>
+      <w:r>
+        <w:br w:type="page"/>
+      </w:r>
+    </w:p>
+    <w:p>
+      <w:r>
+        <w:t>Page 10</w:t>
+        <w:br/>
+        <w:t xml:space="preserve">Texte générique ferroviaire de remplissage pour tester les performances du système RAG sur de grands documents avec beaucoup de bruit. Texte générique ferroviaire de remplissage pour tester les performances du système RAG sur de grands documents avec beaucoup de bruit. Texte générique ferroviaire de remplissage pour tester les performances du système RAG sur de grands documents avec beaucoup de bruit. Texte générique ferroviaire de remplissage pour tester les performances du système RAG sur de grands documents avec beaucoup de bruit. Texte générique ferroviaire de remplissage pour tester les performances du système RAG sur de grands documents avec beaucoup de bruit. Texte générique ferroviaire de remplissage pour tester les performances du système RAG sur de grands documents avec beaucoup de bruit. Texte générique ferroviaire de remplissage pour tester les performances du système RAG sur de grands documents avec beaucoup de bruit. Texte générique ferroviaire de remplissage pour tester les performances du système RAG sur de grands documents avec beaucoup de bruit. Texte générique ferroviaire de remplissage pour tester les performances du système RAG sur de grands documents avec beaucoup de bruit. Texte générique ferroviaire de remplissage pour tester les performances du système RAG sur de grands documents avec beaucoup de bruit. Texte générique ferroviaire de remplissage pour tester les performances du système RAG sur de grands documents avec beaucoup de bruit. Texte générique ferroviaire de remplissage pour tester les performances du système RAG sur de grands documents avec beaucoup de bruit. Texte générique ferroviaire de remplissage pour tester les performances du système RAG sur de grands documents avec beaucoup de bruit. Texte générique ferroviaire de remplissage pour tester les performances du système RAG sur de grands documents avec beaucoup de bruit. Texte générique ferroviaire de remplissage pour tester les performances du système RAG sur de grands documents avec beaucoup de bruit. Texte générique ferroviaire de remplissage pour tester les performances du système RAG sur de grands documents avec beaucoup de bruit. Texte générique ferroviaire de remplissage pour tester les performances du système RAG sur de grands documents avec beaucoup de bruit. Texte générique ferroviaire de remplissage pour tester les performances du système RAG sur de grands documents avec beaucoup de bruit. Texte générique ferroviaire de remplissage pour tester les performances du système RAG sur de grands documents avec beaucoup de bruit. Texte générique ferroviaire de remplissage pour tester les performances du système RAG sur de grands documents avec beaucoup de bruit. Texte générique ferroviaire de remplissage pour tester les performances du système RAG sur de grands documents avec beaucoup de bruit. Texte générique ferroviaire de remplissage pour tester les performances du système RAG sur de grands documents avec beaucoup de bruit. Texte générique ferroviaire de remplissage pour tester les performances du système RAG sur de grands documents avec beaucoup de bruit. Texte générique ferroviaire de remplissage pour tester les performances du système RAG sur de grands documents avec beaucoup de bruit. Texte générique ferroviaire de remplissage pour tester les performances du système RAG sur de grands documents avec beaucoup de bruit. Texte générique ferroviaire de remplissage pour tester les performances du système RAG sur de grands documents avec beaucoup de bruit. Texte générique ferroviaire de remplissage pour tester les performances du système RAG sur de grands documents avec beaucoup de bruit. Texte générique ferroviaire de remplissage pour tester les performances du système RAG sur de grands documents avec beaucoup de bruit. Texte générique ferroviaire de remplissage pour tester les performances du système RAG sur de grands documents avec beaucoup de bruit. Texte générique ferroviaire de remplissage pour tester les performances du système RAG sur de grands documents avec beaucoup de bruit. </w:t>
       </w:r>
     </w:p>
     <w:sectPr>
